--- a/docx/09-nat-pat/boletin-U09-inicial-resuelto.docx
+++ b/docx/09-nat-pat/boletin-U09-inicial-resuelto.docx
@@ -15,6 +15,9 @@
             <w:pStyle w:val="TOCHeading"/>
           </w:pPr>
           <w:r>
+            <w:rPr>
+              <w:lang w:val="es-ES"/>
+            </w:rPr>
             <w:t xml:space="preserve">Table of Contents</w:t>
           </w:r>
         </w:p>
@@ -34,6 +37,9 @@
         <w:pStyle w:val="Heading1"/>
       </w:pPr>
       <w:r>
+        <w:rPr>
+          <w:lang w:val="es-ES"/>
+        </w:rPr>
         <w:t xml:space="preserve">Boletín UD9 — Inicial (Resuelto)</w:t>
       </w:r>
     </w:p>
@@ -44,6 +50,9 @@
         <w:pStyle w:val="Heading1"/>
       </w:pPr>
       <w:r>
+        <w:rPr>
+          <w:lang w:val="es-ES"/>
+        </w:rPr>
         <w:t xml:space="preserve">✅ Boletín UD9 — Inicial (Resuelto)</w:t>
       </w:r>
     </w:p>
@@ -60,6 +69,9 @@
         <w:pStyle w:val="Heading2"/>
       </w:pPr>
       <w:r>
+        <w:rPr>
+          <w:lang w:val="es-ES"/>
+        </w:rPr>
         <w:t xml:space="preserve">1. ¿Qué es NAT?</w:t>
       </w:r>
     </w:p>
@@ -71,25 +83,44 @@
         <w:rPr>
           <w:b/>
           <w:bCs/>
+          <w:lang w:val="es-ES"/>
         </w:rPr>
         <w:t xml:space="preserve">NAT</w:t>
       </w:r>
       <w:r>
+        <w:rPr>
+          <w:lang w:val="es-ES"/>
+        </w:rPr>
         <w:t xml:space="preserve"> </w:t>
       </w:r>
       <w:r>
+        <w:rPr>
+          <w:lang w:val="es-ES"/>
+        </w:rPr>
         <w:t xml:space="preserve">(Network Address Translation) traduce direcciones IP privadas (no enrutables en Internet) a direcciones IP públicas (enrutables). Es necesario porque:</w:t>
       </w:r>
       <w:r>
+        <w:rPr>
+          <w:lang w:val="es-ES"/>
+        </w:rPr>
         <w:t xml:space="preserve"> </w:t>
       </w:r>
       <w:r>
+        <w:rPr>
+          <w:lang w:val="es-ES"/>
+        </w:rPr>
         <w:t xml:space="preserve">- Las IPv4 públicas son limitadas.</w:t>
       </w:r>
       <w:r>
+        <w:rPr>
+          <w:lang w:val="es-ES"/>
+        </w:rPr>
         <w:t xml:space="preserve"> </w:t>
       </w:r>
       <w:r>
+        <w:rPr>
+          <w:lang w:val="es-ES"/>
+        </w:rPr>
         <w:t xml:space="preserve">- Una LAN completa puede compartir una o pocas IPs públicas.</w:t>
       </w:r>
     </w:p>
@@ -100,6 +131,9 @@
         <w:pStyle w:val="Heading2"/>
       </w:pPr>
       <w:r>
+        <w:rPr>
+          <w:lang w:val="es-ES"/>
+        </w:rPr>
         <w:t xml:space="preserve">2. Tipos de NAT</w:t>
       </w:r>
     </w:p>
@@ -125,6 +159,9 @@
               <w:pStyle w:val="Compact"/>
             </w:pPr>
             <w:r>
+              <w:rPr>
+                <w:lang w:val="es-ES"/>
+              </w:rPr>
               <w:t xml:space="preserve">Tipo</w:t>
             </w:r>
           </w:p>
@@ -136,6 +173,9 @@
               <w:pStyle w:val="Compact"/>
             </w:pPr>
             <w:r>
+              <w:rPr>
+                <w:lang w:val="es-ES"/>
+              </w:rPr>
               <w:t xml:space="preserve">Descripción</w:t>
             </w:r>
           </w:p>
@@ -149,6 +189,9 @@
               <w:pStyle w:val="Compact"/>
             </w:pPr>
             <w:r>
+              <w:rPr>
+                <w:lang w:val="es-ES"/>
+              </w:rPr>
               <w:t xml:space="preserve">NAT estático</w:t>
             </w:r>
           </w:p>
@@ -163,13 +206,20 @@
               <w:rPr>
                 <w:b/>
                 <w:bCs/>
+                <w:lang w:val="es-ES"/>
               </w:rPr>
               <w:t xml:space="preserve">B</w:t>
             </w:r>
             <w:r>
+              <w:rPr>
+                <w:lang w:val="es-ES"/>
+              </w:rPr>
               <w:t xml:space="preserve"> </w:t>
             </w:r>
             <w:r>
+              <w:rPr>
+                <w:lang w:val="es-ES"/>
+              </w:rPr>
               <w:t xml:space="preserve">— Una IP privada fija se traduce a una IP pública fija</w:t>
             </w:r>
           </w:p>
@@ -183,6 +233,9 @@
               <w:pStyle w:val="Compact"/>
             </w:pPr>
             <w:r>
+              <w:rPr>
+                <w:lang w:val="es-ES"/>
+              </w:rPr>
               <w:t xml:space="preserve">NAT dinámico</w:t>
             </w:r>
           </w:p>
@@ -197,13 +250,20 @@
               <w:rPr>
                 <w:b/>
                 <w:bCs/>
+                <w:lang w:val="es-ES"/>
               </w:rPr>
               <w:t xml:space="preserve">C</w:t>
             </w:r>
             <w:r>
+              <w:rPr>
+                <w:lang w:val="es-ES"/>
+              </w:rPr>
               <w:t xml:space="preserve"> </w:t>
             </w:r>
             <w:r>
+              <w:rPr>
+                <w:lang w:val="es-ES"/>
+              </w:rPr>
               <w:t xml:space="preserve">— Se asigna una IP pública de un pool disponible</w:t>
             </w:r>
           </w:p>
@@ -217,6 +277,9 @@
               <w:pStyle w:val="Compact"/>
             </w:pPr>
             <w:r>
+              <w:rPr>
+                <w:lang w:val="es-ES"/>
+              </w:rPr>
               <w:t xml:space="preserve">PAT</w:t>
             </w:r>
           </w:p>
@@ -231,13 +294,20 @@
               <w:rPr>
                 <w:b/>
                 <w:bCs/>
+                <w:lang w:val="es-ES"/>
               </w:rPr>
               <w:t xml:space="preserve">A</w:t>
             </w:r>
             <w:r>
+              <w:rPr>
+                <w:lang w:val="es-ES"/>
+              </w:rPr>
               <w:t xml:space="preserve"> </w:t>
             </w:r>
             <w:r>
+              <w:rPr>
+                <w:lang w:val="es-ES"/>
+              </w:rPr>
               <w:t xml:space="preserve">— Muchas IPs privadas comparten una IP pública variando puertos</w:t>
             </w:r>
           </w:p>
@@ -251,6 +321,9 @@
         <w:pStyle w:val="Heading2"/>
       </w:pPr>
       <w:r>
+        <w:rPr>
+          <w:lang w:val="es-ES"/>
+        </w:rPr>
         <w:t xml:space="preserve">3. Configura PAT</w:t>
       </w:r>
     </w:p>
@@ -461,6 +534,9 @@
         <w:pStyle w:val="Heading2"/>
       </w:pPr>
       <w:r>
+        <w:rPr>
+          <w:lang w:val="es-ES"/>
+        </w:rPr>
         <w:t xml:space="preserve">4. Tabla NAT</w:t>
       </w:r>
     </w:p>
@@ -476,13 +552,20 @@
         <w:rPr>
           <w:b/>
           <w:bCs/>
+          <w:lang w:val="es-ES"/>
         </w:rPr>
         <w:t xml:space="preserve">2 dispositivos</w:t>
       </w:r>
       <w:r>
+        <w:rPr>
+          <w:lang w:val="es-ES"/>
+        </w:rPr>
         <w:t xml:space="preserve"> </w:t>
       </w:r>
       <w:r>
+        <w:rPr>
+          <w:lang w:val="es-ES"/>
+        </w:rPr>
         <w:t xml:space="preserve">(192.168.1.10 y 192.168.1.20).</w:t>
       </w:r>
     </w:p>
@@ -498,10 +581,14 @@
         <w:rPr>
           <w:b/>
           <w:bCs/>
+          <w:lang w:val="es-ES"/>
         </w:rPr>
         <w:t xml:space="preserve">83.45.12.78</w:t>
       </w:r>
       <w:r>
+        <w:rPr>
+          <w:lang w:val="es-ES"/>
+        </w:rPr>
         <w:t xml:space="preserve">.</w:t>
       </w:r>
     </w:p>
@@ -517,10 +604,14 @@
         <w:rPr>
           <w:b/>
           <w:bCs/>
+          <w:lang w:val="es-ES"/>
         </w:rPr>
         <w:t xml:space="preserve">50001</w:t>
       </w:r>
       <w:r>
+        <w:rPr>
+          <w:lang w:val="es-ES"/>
+        </w:rPr>
         <w:t xml:space="preserve">.</w:t>
       </w:r>
     </w:p>
@@ -531,6 +622,9 @@
         <w:pStyle w:val="Heading2"/>
       </w:pPr>
       <w:r>
+        <w:rPr>
+          <w:lang w:val="es-ES"/>
+        </w:rPr>
         <w:t xml:space="preserve">5. Verdadero o falso</w:t>
       </w:r>
     </w:p>
@@ -546,13 +640,20 @@
         <w:rPr>
           <w:b/>
           <w:bCs/>
+          <w:lang w:val="es-ES"/>
         </w:rPr>
         <w:t xml:space="preserve">Falso.</w:t>
       </w:r>
       <w:r>
+        <w:rPr>
+          <w:lang w:val="es-ES"/>
+        </w:rPr>
         <w:t xml:space="preserve"> </w:t>
       </w:r>
       <w:r>
+        <w:rPr>
+          <w:lang w:val="es-ES"/>
+        </w:rPr>
         <w:t xml:space="preserve">NAT estático es 1 a 1. PAT permite compartir una IP.</w:t>
       </w:r>
     </w:p>
@@ -568,13 +669,20 @@
         <w:rPr>
           <w:b/>
           <w:bCs/>
+          <w:lang w:val="es-ES"/>
         </w:rPr>
         <w:t xml:space="preserve">Verdadero.</w:t>
       </w:r>
       <w:r>
+        <w:rPr>
+          <w:lang w:val="es-ES"/>
+        </w:rPr>
         <w:t xml:space="preserve"> </w:t>
       </w:r>
       <w:r>
+        <w:rPr>
+          <w:lang w:val="es-ES"/>
+        </w:rPr>
         <w:t xml:space="preserve">NAT necesita saber qué interfaz es inside y cuál outside.</w:t>
       </w:r>
     </w:p>
@@ -590,13 +698,20 @@
         <w:rPr>
           <w:b/>
           <w:bCs/>
+          <w:lang w:val="es-ES"/>
         </w:rPr>
         <w:t xml:space="preserve">Falso.</w:t>
       </w:r>
       <w:r>
+        <w:rPr>
+          <w:lang w:val="es-ES"/>
+        </w:rPr>
         <w:t xml:space="preserve"> </w:t>
       </w:r>
       <w:r>
+        <w:rPr>
+          <w:lang w:val="es-ES"/>
+        </w:rPr>
         <w:t xml:space="preserve">NAT estático hace eso. NAT dinámico asigna de un pool, no es fijo.</w:t>
       </w:r>
     </w:p>
@@ -612,6 +727,7 @@
         <w:rPr>
           <w:b/>
           <w:bCs/>
+          <w:lang w:val="es-ES"/>
         </w:rPr>
         <w:t xml:space="preserve">Verdadero.</w:t>
       </w:r>
@@ -623,6 +739,9 @@
         <w:pStyle w:val="Heading2"/>
       </w:pPr>
       <w:r>
+        <w:rPr>
+          <w:lang w:val="es-ES"/>
+        </w:rPr>
         <w:t xml:space="preserve">6. NAT destino (port forwarding)</w:t>
       </w:r>
     </w:p>
@@ -800,6 +919,9 @@
         <w:pStyle w:val="Heading2"/>
       </w:pPr>
       <w:r>
+        <w:rPr>
+          <w:lang w:val="es-ES"/>
+        </w:rPr>
         <w:t xml:space="preserve">7. ¿Qué tipo de NAT es?</w:t>
       </w:r>
     </w:p>
@@ -825,6 +947,9 @@
               <w:pStyle w:val="Compact"/>
             </w:pPr>
             <w:r>
+              <w:rPr>
+                <w:lang w:val="es-ES"/>
+              </w:rPr>
               <w:t xml:space="preserve">Escenario</w:t>
             </w:r>
           </w:p>
@@ -836,6 +961,9 @@
               <w:pStyle w:val="Compact"/>
             </w:pPr>
             <w:r>
+              <w:rPr>
+                <w:lang w:val="es-ES"/>
+              </w:rPr>
               <w:t xml:space="preserve">Tipo</w:t>
             </w:r>
           </w:p>
@@ -849,6 +977,9 @@
               <w:pStyle w:val="Compact"/>
             </w:pPr>
             <w:r>
+              <w:rPr>
+                <w:lang w:val="es-ES"/>
+              </w:rPr>
               <w:t xml:space="preserve">a) Servidor web 192.168.1.10 ↔ 83.45.12.78 fijo</w:t>
             </w:r>
           </w:p>
@@ -863,13 +994,20 @@
               <w:rPr>
                 <w:b/>
                 <w:bCs/>
+                <w:lang w:val="es-ES"/>
               </w:rPr>
               <w:t xml:space="preserve">NAT estático</w:t>
             </w:r>
             <w:r>
+              <w:rPr>
+                <w:lang w:val="es-ES"/>
+              </w:rPr>
               <w:t xml:space="preserve"> </w:t>
             </w:r>
             <w:r>
+              <w:rPr>
+                <w:lang w:val="es-ES"/>
+              </w:rPr>
               <w:t xml:space="preserve">(1:1)</w:t>
             </w:r>
           </w:p>
@@ -883,6 +1021,9 @@
               <w:pStyle w:val="Compact"/>
             </w:pPr>
             <w:r>
+              <w:rPr>
+                <w:lang w:val="es-ES"/>
+              </w:rPr>
               <w:t xml:space="preserve">b) Pool de 4 IPs públicas asignadas al vuelo</w:t>
             </w:r>
           </w:p>
@@ -897,13 +1038,20 @@
               <w:rPr>
                 <w:b/>
                 <w:bCs/>
+                <w:lang w:val="es-ES"/>
               </w:rPr>
               <w:t xml:space="preserve">NAT dinámico</w:t>
             </w:r>
             <w:r>
+              <w:rPr>
+                <w:lang w:val="es-ES"/>
+              </w:rPr>
               <w:t xml:space="preserve"> </w:t>
             </w:r>
             <w:r>
+              <w:rPr>
+                <w:lang w:val="es-ES"/>
+              </w:rPr>
               <w:t xml:space="preserve">(pool)</w:t>
             </w:r>
           </w:p>
@@ -917,6 +1065,9 @@
               <w:pStyle w:val="Compact"/>
             </w:pPr>
             <w:r>
+              <w:rPr>
+                <w:lang w:val="es-ES"/>
+              </w:rPr>
               <w:t xml:space="preserve">c) 300 alumnos saliendo por una IP pública</w:t>
             </w:r>
           </w:p>
@@ -931,13 +1082,20 @@
               <w:rPr>
                 <w:b/>
                 <w:bCs/>
+                <w:lang w:val="es-ES"/>
               </w:rPr>
               <w:t xml:space="preserve">PAT</w:t>
             </w:r>
             <w:r>
+              <w:rPr>
+                <w:lang w:val="es-ES"/>
+              </w:rPr>
               <w:t xml:space="preserve"> </w:t>
             </w:r>
             <w:r>
+              <w:rPr>
+                <w:lang w:val="es-ES"/>
+              </w:rPr>
               <w:t xml:space="preserve">(sobrecarga)</w:t>
             </w:r>
           </w:p>
@@ -951,6 +1109,9 @@
               <w:pStyle w:val="Compact"/>
             </w:pPr>
             <w:r>
+              <w:rPr>
+                <w:lang w:val="es-ES"/>
+              </w:rPr>
               <w:t xml:space="preserve">d) Puerto público 8080 → 192.168.1.10:80</w:t>
             </w:r>
           </w:p>
@@ -965,13 +1126,20 @@
               <w:rPr>
                 <w:b/>
                 <w:bCs/>
+                <w:lang w:val="es-ES"/>
               </w:rPr>
               <w:t xml:space="preserve">NAT destino</w:t>
             </w:r>
             <w:r>
+              <w:rPr>
+                <w:lang w:val="es-ES"/>
+              </w:rPr>
               <w:t xml:space="preserve"> </w:t>
             </w:r>
             <w:r>
+              <w:rPr>
+                <w:lang w:val="es-ES"/>
+              </w:rPr>
               <w:t xml:space="preserve">(port forwarding)</w:t>
             </w:r>
           </w:p>
@@ -985,6 +1153,9 @@
         <w:pStyle w:val="Heading2"/>
       </w:pPr>
       <w:r>
+        <w:rPr>
+          <w:lang w:val="es-ES"/>
+        </w:rPr>
         <w:t xml:space="preserve">8. Lee la tabla NAT</w:t>
       </w:r>
     </w:p>
@@ -1000,13 +1171,20 @@
         <w:rPr>
           <w:b/>
           <w:bCs/>
+          <w:lang w:val="es-ES"/>
         </w:rPr>
         <w:t xml:space="preserve">3 conexiones activas:</w:t>
       </w:r>
       <w:r>
+        <w:rPr>
+          <w:lang w:val="es-ES"/>
+        </w:rPr>
         <w:t xml:space="preserve"> </w:t>
       </w:r>
       <w:r>
+        <w:rPr>
+          <w:lang w:val="es-ES"/>
+        </w:rPr>
         <w:t xml:space="preserve">dos consultas DNS (8.8.8.8:53) y una sesión HTTPS (142.250.184.4:443).</w:t>
       </w:r>
     </w:p>
@@ -1022,26 +1200,40 @@
         <w:rPr>
           <w:b/>
           <w:bCs/>
+          <w:lang w:val="es-ES"/>
         </w:rPr>
         <w:t xml:space="preserve">49152</w:t>
       </w:r>
       <w:r>
+        <w:rPr>
+          <w:lang w:val="es-ES"/>
+        </w:rPr>
         <w:t xml:space="preserve"> </w:t>
       </w:r>
       <w:r>
+        <w:rPr>
+          <w:lang w:val="es-ES"/>
+        </w:rPr>
         <w:t xml:space="preserve">— es el puerto efímero original del PC 192.168.1.30 (columna</w:t>
       </w:r>
       <w:r>
+        <w:rPr>
+          <w:lang w:val="es-ES"/>
+        </w:rPr>
         <w:t xml:space="preserve"> </w:t>
       </w:r>
       <w:r>
         <w:rPr>
           <w:i/>
           <w:iCs/>
+          <w:lang w:val="es-ES"/>
         </w:rPr>
         <w:t xml:space="preserve">Inside local</w:t>
       </w:r>
       <w:r>
+        <w:rPr>
+          <w:lang w:val="es-ES"/>
+        </w:rPr>
         <w:t xml:space="preserve">).</w:t>
       </w:r>
     </w:p>
@@ -1054,38 +1246,61 @@
         </w:numPr>
       </w:pPr>
       <w:r>
+        <w:rPr>
+          <w:lang w:val="es-ES"/>
+        </w:rPr>
         <w:t xml:space="preserve">Porque</w:t>
       </w:r>
       <w:r>
+        <w:rPr>
+          <w:lang w:val="es-ES"/>
+        </w:rPr>
         <w:t xml:space="preserve"> </w:t>
       </w:r>
       <w:r>
         <w:rPr>
           <w:b/>
           <w:bCs/>
+          <w:lang w:val="es-ES"/>
         </w:rPr>
         <w:t xml:space="preserve">NAT asigna un puerto global distinto</w:t>
       </w:r>
       <w:r>
+        <w:rPr>
+          <w:lang w:val="es-ES"/>
+        </w:rPr>
         <w:t xml:space="preserve"> </w:t>
       </w:r>
       <w:r>
+        <w:rPr>
+          <w:lang w:val="es-ES"/>
+        </w:rPr>
         <w:t xml:space="preserve">a cada conexión (60001, 60002, 60003): los puertos efímeros duplicados no chocan porque el</w:t>
       </w:r>
       <w:r>
+        <w:rPr>
+          <w:lang w:val="es-ES"/>
+        </w:rPr>
         <w:t xml:space="preserve"> </w:t>
       </w:r>
       <w:r>
         <w:rPr>
           <w:i/>
           <w:iCs/>
+          <w:lang w:val="es-ES"/>
         </w:rPr>
         <w:t xml:space="preserve">Inside global</w:t>
       </w:r>
       <w:r>
+        <w:rPr>
+          <w:lang w:val="es-ES"/>
+        </w:rPr>
         <w:t xml:space="preserve"> </w:t>
       </w:r>
       <w:r>
+        <w:rPr>
+          <w:lang w:val="es-ES"/>
+        </w:rPr>
         <w:t xml:space="preserve">los desambigua.</w:t>
       </w:r>
     </w:p>
@@ -1098,32 +1313,49 @@
         </w:numPr>
       </w:pPr>
       <w:r>
+        <w:rPr>
+          <w:lang w:val="es-ES"/>
+        </w:rPr>
         <w:t xml:space="preserve">Las dos primeras van a</w:t>
       </w:r>
       <w:r>
+        <w:rPr>
+          <w:lang w:val="es-ES"/>
+        </w:rPr>
         <w:t xml:space="preserve"> </w:t>
       </w:r>
       <w:r>
         <w:rPr>
           <w:b/>
           <w:bCs/>
+          <w:lang w:val="es-ES"/>
         </w:rPr>
         <w:t xml:space="preserve">8.8.8.8:53 (DNS)</w:t>
       </w:r>
       <w:r>
+        <w:rPr>
+          <w:lang w:val="es-ES"/>
+        </w:rPr>
         <w:t xml:space="preserve">; la tercera a</w:t>
       </w:r>
       <w:r>
+        <w:rPr>
+          <w:lang w:val="es-ES"/>
+        </w:rPr>
         <w:t xml:space="preserve"> </w:t>
       </w:r>
       <w:r>
         <w:rPr>
           <w:b/>
           <w:bCs/>
+          <w:lang w:val="es-ES"/>
         </w:rPr>
         <w:t xml:space="preserve">142.250.184.4:443 (HTTPS)</w:t>
       </w:r>
       <w:r>
+        <w:rPr>
+          <w:lang w:val="es-ES"/>
+        </w:rPr>
         <w:t xml:space="preserve">.</w:t>
       </w:r>
     </w:p>

--- a/docx/09-nat-pat/boletin-U09-inicial-resuelto.docx
+++ b/docx/09-nat-pat/boletin-U09-inicial-resuelto.docx
@@ -15,9 +15,6 @@
             <w:pStyle w:val="TOCHeading"/>
           </w:pPr>
           <w:r>
-            <w:rPr>
-              <w:lang w:val="es-ES"/>
-            </w:rPr>
             <w:t xml:space="preserve">Table of Contents</w:t>
           </w:r>
         </w:p>
@@ -37,9 +34,6 @@
         <w:pStyle w:val="Heading1"/>
       </w:pPr>
       <w:r>
-        <w:rPr>
-          <w:lang w:val="es-ES"/>
-        </w:rPr>
         <w:t xml:space="preserve">Boletín UD9 — Inicial (Resuelto)</w:t>
       </w:r>
     </w:p>
@@ -50,9 +44,6 @@
         <w:pStyle w:val="Heading1"/>
       </w:pPr>
       <w:r>
-        <w:rPr>
-          <w:lang w:val="es-ES"/>
-        </w:rPr>
         <w:t xml:space="preserve">✅ Boletín UD9 — Inicial (Resuelto)</w:t>
       </w:r>
     </w:p>
@@ -69,9 +60,6 @@
         <w:pStyle w:val="Heading2"/>
       </w:pPr>
       <w:r>
-        <w:rPr>
-          <w:lang w:val="es-ES"/>
-        </w:rPr>
         <w:t xml:space="preserve">1. ¿Qué es NAT?</w:t>
       </w:r>
     </w:p>
@@ -83,44 +71,25 @@
         <w:rPr>
           <w:b/>
           <w:bCs/>
-          <w:lang w:val="es-ES"/>
         </w:rPr>
         <w:t xml:space="preserve">NAT</w:t>
       </w:r>
       <w:r>
-        <w:rPr>
-          <w:lang w:val="es-ES"/>
-        </w:rPr>
         <w:t xml:space="preserve"> </w:t>
       </w:r>
       <w:r>
-        <w:rPr>
-          <w:lang w:val="es-ES"/>
-        </w:rPr>
         <w:t xml:space="preserve">(Network Address Translation) traduce direcciones IP privadas (no enrutables en Internet) a direcciones IP públicas (enrutables). Es necesario porque:</w:t>
       </w:r>
       <w:r>
-        <w:rPr>
-          <w:lang w:val="es-ES"/>
-        </w:rPr>
         <w:t xml:space="preserve"> </w:t>
       </w:r>
       <w:r>
-        <w:rPr>
-          <w:lang w:val="es-ES"/>
-        </w:rPr>
         <w:t xml:space="preserve">- Las IPv4 públicas son limitadas.</w:t>
       </w:r>
       <w:r>
-        <w:rPr>
-          <w:lang w:val="es-ES"/>
-        </w:rPr>
         <w:t xml:space="preserve"> </w:t>
       </w:r>
       <w:r>
-        <w:rPr>
-          <w:lang w:val="es-ES"/>
-        </w:rPr>
         <w:t xml:space="preserve">- Una LAN completa puede compartir una o pocas IPs públicas.</w:t>
       </w:r>
     </w:p>
@@ -131,9 +100,6 @@
         <w:pStyle w:val="Heading2"/>
       </w:pPr>
       <w:r>
-        <w:rPr>
-          <w:lang w:val="es-ES"/>
-        </w:rPr>
         <w:t xml:space="preserve">2. Tipos de NAT</w:t>
       </w:r>
     </w:p>
@@ -159,9 +125,6 @@
               <w:pStyle w:val="Compact"/>
             </w:pPr>
             <w:r>
-              <w:rPr>
-                <w:lang w:val="es-ES"/>
-              </w:rPr>
               <w:t xml:space="preserve">Tipo</w:t>
             </w:r>
           </w:p>
@@ -173,9 +136,6 @@
               <w:pStyle w:val="Compact"/>
             </w:pPr>
             <w:r>
-              <w:rPr>
-                <w:lang w:val="es-ES"/>
-              </w:rPr>
               <w:t xml:space="preserve">Descripción</w:t>
             </w:r>
           </w:p>
@@ -189,9 +149,6 @@
               <w:pStyle w:val="Compact"/>
             </w:pPr>
             <w:r>
-              <w:rPr>
-                <w:lang w:val="es-ES"/>
-              </w:rPr>
               <w:t xml:space="preserve">NAT estático</w:t>
             </w:r>
           </w:p>
@@ -206,20 +163,13 @@
               <w:rPr>
                 <w:b/>
                 <w:bCs/>
-                <w:lang w:val="es-ES"/>
               </w:rPr>
               <w:t xml:space="preserve">B</w:t>
             </w:r>
             <w:r>
-              <w:rPr>
-                <w:lang w:val="es-ES"/>
-              </w:rPr>
               <w:t xml:space="preserve"> </w:t>
             </w:r>
             <w:r>
-              <w:rPr>
-                <w:lang w:val="es-ES"/>
-              </w:rPr>
               <w:t xml:space="preserve">— Una IP privada fija se traduce a una IP pública fija</w:t>
             </w:r>
           </w:p>
@@ -233,9 +183,6 @@
               <w:pStyle w:val="Compact"/>
             </w:pPr>
             <w:r>
-              <w:rPr>
-                <w:lang w:val="es-ES"/>
-              </w:rPr>
               <w:t xml:space="preserve">NAT dinámico</w:t>
             </w:r>
           </w:p>
@@ -250,20 +197,13 @@
               <w:rPr>
                 <w:b/>
                 <w:bCs/>
-                <w:lang w:val="es-ES"/>
               </w:rPr>
               <w:t xml:space="preserve">C</w:t>
             </w:r>
             <w:r>
-              <w:rPr>
-                <w:lang w:val="es-ES"/>
-              </w:rPr>
               <w:t xml:space="preserve"> </w:t>
             </w:r>
             <w:r>
-              <w:rPr>
-                <w:lang w:val="es-ES"/>
-              </w:rPr>
               <w:t xml:space="preserve">— Se asigna una IP pública de un pool disponible</w:t>
             </w:r>
           </w:p>
@@ -277,9 +217,6 @@
               <w:pStyle w:val="Compact"/>
             </w:pPr>
             <w:r>
-              <w:rPr>
-                <w:lang w:val="es-ES"/>
-              </w:rPr>
               <w:t xml:space="preserve">PAT</w:t>
             </w:r>
           </w:p>
@@ -294,20 +231,13 @@
               <w:rPr>
                 <w:b/>
                 <w:bCs/>
-                <w:lang w:val="es-ES"/>
               </w:rPr>
               <w:t xml:space="preserve">A</w:t>
             </w:r>
             <w:r>
-              <w:rPr>
-                <w:lang w:val="es-ES"/>
-              </w:rPr>
               <w:t xml:space="preserve"> </w:t>
             </w:r>
             <w:r>
-              <w:rPr>
-                <w:lang w:val="es-ES"/>
-              </w:rPr>
               <w:t xml:space="preserve">— Muchas IPs privadas comparten una IP pública variando puertos</w:t>
             </w:r>
           </w:p>
@@ -321,9 +251,6 @@
         <w:pStyle w:val="Heading2"/>
       </w:pPr>
       <w:r>
-        <w:rPr>
-          <w:lang w:val="es-ES"/>
-        </w:rPr>
         <w:t xml:space="preserve">3. Configura PAT</w:t>
       </w:r>
     </w:p>
@@ -534,9 +461,6 @@
         <w:pStyle w:val="Heading2"/>
       </w:pPr>
       <w:r>
-        <w:rPr>
-          <w:lang w:val="es-ES"/>
-        </w:rPr>
         <w:t xml:space="preserve">4. Tabla NAT</w:t>
       </w:r>
     </w:p>
@@ -552,20 +476,13 @@
         <w:rPr>
           <w:b/>
           <w:bCs/>
-          <w:lang w:val="es-ES"/>
         </w:rPr>
         <w:t xml:space="preserve">2 dispositivos</w:t>
       </w:r>
       <w:r>
-        <w:rPr>
-          <w:lang w:val="es-ES"/>
-        </w:rPr>
         <w:t xml:space="preserve"> </w:t>
       </w:r>
       <w:r>
-        <w:rPr>
-          <w:lang w:val="es-ES"/>
-        </w:rPr>
         <w:t xml:space="preserve">(192.168.1.10 y 192.168.1.20).</w:t>
       </w:r>
     </w:p>
@@ -581,14 +498,10 @@
         <w:rPr>
           <w:b/>
           <w:bCs/>
-          <w:lang w:val="es-ES"/>
         </w:rPr>
         <w:t xml:space="preserve">83.45.12.78</w:t>
       </w:r>
       <w:r>
-        <w:rPr>
-          <w:lang w:val="es-ES"/>
-        </w:rPr>
         <w:t xml:space="preserve">.</w:t>
       </w:r>
     </w:p>
@@ -604,14 +517,10 @@
         <w:rPr>
           <w:b/>
           <w:bCs/>
-          <w:lang w:val="es-ES"/>
         </w:rPr>
         <w:t xml:space="preserve">50001</w:t>
       </w:r>
       <w:r>
-        <w:rPr>
-          <w:lang w:val="es-ES"/>
-        </w:rPr>
         <w:t xml:space="preserve">.</w:t>
       </w:r>
     </w:p>
@@ -622,9 +531,6 @@
         <w:pStyle w:val="Heading2"/>
       </w:pPr>
       <w:r>
-        <w:rPr>
-          <w:lang w:val="es-ES"/>
-        </w:rPr>
         <w:t xml:space="preserve">5. Verdadero o falso</w:t>
       </w:r>
     </w:p>
@@ -640,20 +546,13 @@
         <w:rPr>
           <w:b/>
           <w:bCs/>
-          <w:lang w:val="es-ES"/>
         </w:rPr>
         <w:t xml:space="preserve">Falso.</w:t>
       </w:r>
       <w:r>
-        <w:rPr>
-          <w:lang w:val="es-ES"/>
-        </w:rPr>
         <w:t xml:space="preserve"> </w:t>
       </w:r>
       <w:r>
-        <w:rPr>
-          <w:lang w:val="es-ES"/>
-        </w:rPr>
         <w:t xml:space="preserve">NAT estático es 1 a 1. PAT permite compartir una IP.</w:t>
       </w:r>
     </w:p>
@@ -669,20 +568,13 @@
         <w:rPr>
           <w:b/>
           <w:bCs/>
-          <w:lang w:val="es-ES"/>
         </w:rPr>
         <w:t xml:space="preserve">Verdadero.</w:t>
       </w:r>
       <w:r>
-        <w:rPr>
-          <w:lang w:val="es-ES"/>
-        </w:rPr>
         <w:t xml:space="preserve"> </w:t>
       </w:r>
       <w:r>
-        <w:rPr>
-          <w:lang w:val="es-ES"/>
-        </w:rPr>
         <w:t xml:space="preserve">NAT necesita saber qué interfaz es inside y cuál outside.</w:t>
       </w:r>
     </w:p>
@@ -698,20 +590,13 @@
         <w:rPr>
           <w:b/>
           <w:bCs/>
-          <w:lang w:val="es-ES"/>
         </w:rPr>
         <w:t xml:space="preserve">Falso.</w:t>
       </w:r>
       <w:r>
-        <w:rPr>
-          <w:lang w:val="es-ES"/>
-        </w:rPr>
         <w:t xml:space="preserve"> </w:t>
       </w:r>
       <w:r>
-        <w:rPr>
-          <w:lang w:val="es-ES"/>
-        </w:rPr>
         <w:t xml:space="preserve">NAT estático hace eso. NAT dinámico asigna de un pool, no es fijo.</w:t>
       </w:r>
     </w:p>
@@ -727,7 +612,6 @@
         <w:rPr>
           <w:b/>
           <w:bCs/>
-          <w:lang w:val="es-ES"/>
         </w:rPr>
         <w:t xml:space="preserve">Verdadero.</w:t>
       </w:r>
@@ -739,9 +623,6 @@
         <w:pStyle w:val="Heading2"/>
       </w:pPr>
       <w:r>
-        <w:rPr>
-          <w:lang w:val="es-ES"/>
-        </w:rPr>
         <w:t xml:space="preserve">6. NAT destino (port forwarding)</w:t>
       </w:r>
     </w:p>
@@ -919,9 +800,6 @@
         <w:pStyle w:val="Heading2"/>
       </w:pPr>
       <w:r>
-        <w:rPr>
-          <w:lang w:val="es-ES"/>
-        </w:rPr>
         <w:t xml:space="preserve">7. ¿Qué tipo de NAT es?</w:t>
       </w:r>
     </w:p>
@@ -947,9 +825,6 @@
               <w:pStyle w:val="Compact"/>
             </w:pPr>
             <w:r>
-              <w:rPr>
-                <w:lang w:val="es-ES"/>
-              </w:rPr>
               <w:t xml:space="preserve">Escenario</w:t>
             </w:r>
           </w:p>
@@ -961,9 +836,6 @@
               <w:pStyle w:val="Compact"/>
             </w:pPr>
             <w:r>
-              <w:rPr>
-                <w:lang w:val="es-ES"/>
-              </w:rPr>
               <w:t xml:space="preserve">Tipo</w:t>
             </w:r>
           </w:p>
@@ -977,9 +849,6 @@
               <w:pStyle w:val="Compact"/>
             </w:pPr>
             <w:r>
-              <w:rPr>
-                <w:lang w:val="es-ES"/>
-              </w:rPr>
               <w:t xml:space="preserve">a) Servidor web 192.168.1.10 ↔ 83.45.12.78 fijo</w:t>
             </w:r>
           </w:p>
@@ -994,20 +863,13 @@
               <w:rPr>
                 <w:b/>
                 <w:bCs/>
-                <w:lang w:val="es-ES"/>
               </w:rPr>
               <w:t xml:space="preserve">NAT estático</w:t>
             </w:r>
             <w:r>
-              <w:rPr>
-                <w:lang w:val="es-ES"/>
-              </w:rPr>
               <w:t xml:space="preserve"> </w:t>
             </w:r>
             <w:r>
-              <w:rPr>
-                <w:lang w:val="es-ES"/>
-              </w:rPr>
               <w:t xml:space="preserve">(1:1)</w:t>
             </w:r>
           </w:p>
@@ -1021,9 +883,6 @@
               <w:pStyle w:val="Compact"/>
             </w:pPr>
             <w:r>
-              <w:rPr>
-                <w:lang w:val="es-ES"/>
-              </w:rPr>
               <w:t xml:space="preserve">b) Pool de 4 IPs públicas asignadas al vuelo</w:t>
             </w:r>
           </w:p>
@@ -1038,20 +897,13 @@
               <w:rPr>
                 <w:b/>
                 <w:bCs/>
-                <w:lang w:val="es-ES"/>
               </w:rPr>
               <w:t xml:space="preserve">NAT dinámico</w:t>
             </w:r>
             <w:r>
-              <w:rPr>
-                <w:lang w:val="es-ES"/>
-              </w:rPr>
               <w:t xml:space="preserve"> </w:t>
             </w:r>
             <w:r>
-              <w:rPr>
-                <w:lang w:val="es-ES"/>
-              </w:rPr>
               <w:t xml:space="preserve">(pool)</w:t>
             </w:r>
           </w:p>
@@ -1065,9 +917,6 @@
               <w:pStyle w:val="Compact"/>
             </w:pPr>
             <w:r>
-              <w:rPr>
-                <w:lang w:val="es-ES"/>
-              </w:rPr>
               <w:t xml:space="preserve">c) 300 alumnos saliendo por una IP pública</w:t>
             </w:r>
           </w:p>
@@ -1082,20 +931,13 @@
               <w:rPr>
                 <w:b/>
                 <w:bCs/>
-                <w:lang w:val="es-ES"/>
               </w:rPr>
               <w:t xml:space="preserve">PAT</w:t>
             </w:r>
             <w:r>
-              <w:rPr>
-                <w:lang w:val="es-ES"/>
-              </w:rPr>
               <w:t xml:space="preserve"> </w:t>
             </w:r>
             <w:r>
-              <w:rPr>
-                <w:lang w:val="es-ES"/>
-              </w:rPr>
               <w:t xml:space="preserve">(sobrecarga)</w:t>
             </w:r>
           </w:p>
@@ -1109,9 +951,6 @@
               <w:pStyle w:val="Compact"/>
             </w:pPr>
             <w:r>
-              <w:rPr>
-                <w:lang w:val="es-ES"/>
-              </w:rPr>
               <w:t xml:space="preserve">d) Puerto público 8080 → 192.168.1.10:80</w:t>
             </w:r>
           </w:p>
@@ -1126,20 +965,13 @@
               <w:rPr>
                 <w:b/>
                 <w:bCs/>
-                <w:lang w:val="es-ES"/>
               </w:rPr>
               <w:t xml:space="preserve">NAT destino</w:t>
             </w:r>
             <w:r>
-              <w:rPr>
-                <w:lang w:val="es-ES"/>
-              </w:rPr>
               <w:t xml:space="preserve"> </w:t>
             </w:r>
             <w:r>
-              <w:rPr>
-                <w:lang w:val="es-ES"/>
-              </w:rPr>
               <w:t xml:space="preserve">(port forwarding)</w:t>
             </w:r>
           </w:p>
@@ -1153,9 +985,6 @@
         <w:pStyle w:val="Heading2"/>
       </w:pPr>
       <w:r>
-        <w:rPr>
-          <w:lang w:val="es-ES"/>
-        </w:rPr>
         <w:t xml:space="preserve">8. Lee la tabla NAT</w:t>
       </w:r>
     </w:p>
@@ -1171,20 +1000,13 @@
         <w:rPr>
           <w:b/>
           <w:bCs/>
-          <w:lang w:val="es-ES"/>
         </w:rPr>
         <w:t xml:space="preserve">3 conexiones activas:</w:t>
       </w:r>
       <w:r>
-        <w:rPr>
-          <w:lang w:val="es-ES"/>
-        </w:rPr>
         <w:t xml:space="preserve"> </w:t>
       </w:r>
       <w:r>
-        <w:rPr>
-          <w:lang w:val="es-ES"/>
-        </w:rPr>
         <w:t xml:space="preserve">dos consultas DNS (8.8.8.8:53) y una sesión HTTPS (142.250.184.4:443).</w:t>
       </w:r>
     </w:p>
@@ -1200,40 +1022,26 @@
         <w:rPr>
           <w:b/>
           <w:bCs/>
-          <w:lang w:val="es-ES"/>
         </w:rPr>
         <w:t xml:space="preserve">49152</w:t>
       </w:r>
       <w:r>
-        <w:rPr>
-          <w:lang w:val="es-ES"/>
-        </w:rPr>
         <w:t xml:space="preserve"> </w:t>
       </w:r>
       <w:r>
-        <w:rPr>
-          <w:lang w:val="es-ES"/>
-        </w:rPr>
         <w:t xml:space="preserve">— es el puerto efímero original del PC 192.168.1.30 (columna</w:t>
       </w:r>
       <w:r>
-        <w:rPr>
-          <w:lang w:val="es-ES"/>
-        </w:rPr>
         <w:t xml:space="preserve"> </w:t>
       </w:r>
       <w:r>
         <w:rPr>
           <w:i/>
           <w:iCs/>
-          <w:lang w:val="es-ES"/>
         </w:rPr>
         <w:t xml:space="preserve">Inside local</w:t>
       </w:r>
       <w:r>
-        <w:rPr>
-          <w:lang w:val="es-ES"/>
-        </w:rPr>
         <w:t xml:space="preserve">).</w:t>
       </w:r>
     </w:p>
@@ -1246,61 +1054,38 @@
         </w:numPr>
       </w:pPr>
       <w:r>
-        <w:rPr>
-          <w:lang w:val="es-ES"/>
-        </w:rPr>
         <w:t xml:space="preserve">Porque</w:t>
       </w:r>
       <w:r>
-        <w:rPr>
-          <w:lang w:val="es-ES"/>
-        </w:rPr>
         <w:t xml:space="preserve"> </w:t>
       </w:r>
       <w:r>
         <w:rPr>
           <w:b/>
           <w:bCs/>
-          <w:lang w:val="es-ES"/>
         </w:rPr>
         <w:t xml:space="preserve">NAT asigna un puerto global distinto</w:t>
       </w:r>
       <w:r>
-        <w:rPr>
-          <w:lang w:val="es-ES"/>
-        </w:rPr>
         <w:t xml:space="preserve"> </w:t>
       </w:r>
       <w:r>
-        <w:rPr>
-          <w:lang w:val="es-ES"/>
-        </w:rPr>
         <w:t xml:space="preserve">a cada conexión (60001, 60002, 60003): los puertos efímeros duplicados no chocan porque el</w:t>
       </w:r>
       <w:r>
-        <w:rPr>
-          <w:lang w:val="es-ES"/>
-        </w:rPr>
         <w:t xml:space="preserve"> </w:t>
       </w:r>
       <w:r>
         <w:rPr>
           <w:i/>
           <w:iCs/>
-          <w:lang w:val="es-ES"/>
         </w:rPr>
         <w:t xml:space="preserve">Inside global</w:t>
       </w:r>
       <w:r>
-        <w:rPr>
-          <w:lang w:val="es-ES"/>
-        </w:rPr>
         <w:t xml:space="preserve"> </w:t>
       </w:r>
       <w:r>
-        <w:rPr>
-          <w:lang w:val="es-ES"/>
-        </w:rPr>
         <w:t xml:space="preserve">los desambigua.</w:t>
       </w:r>
     </w:p>
@@ -1313,49 +1098,32 @@
         </w:numPr>
       </w:pPr>
       <w:r>
-        <w:rPr>
-          <w:lang w:val="es-ES"/>
-        </w:rPr>
         <w:t xml:space="preserve">Las dos primeras van a</w:t>
       </w:r>
       <w:r>
-        <w:rPr>
-          <w:lang w:val="es-ES"/>
-        </w:rPr>
         <w:t xml:space="preserve"> </w:t>
       </w:r>
       <w:r>
         <w:rPr>
           <w:b/>
           <w:bCs/>
-          <w:lang w:val="es-ES"/>
         </w:rPr>
         <w:t xml:space="preserve">8.8.8.8:53 (DNS)</w:t>
       </w:r>
       <w:r>
-        <w:rPr>
-          <w:lang w:val="es-ES"/>
-        </w:rPr>
         <w:t xml:space="preserve">; la tercera a</w:t>
       </w:r>
       <w:r>
-        <w:rPr>
-          <w:lang w:val="es-ES"/>
-        </w:rPr>
         <w:t xml:space="preserve"> </w:t>
       </w:r>
       <w:r>
         <w:rPr>
           <w:b/>
           <w:bCs/>
-          <w:lang w:val="es-ES"/>
         </w:rPr>
         <w:t xml:space="preserve">142.250.184.4:443 (HTTPS)</w:t>
       </w:r>
       <w:r>
-        <w:rPr>
-          <w:lang w:val="es-ES"/>
-        </w:rPr>
         <w:t xml:space="preserve">.</w:t>
       </w:r>
     </w:p>

--- a/docx/09-nat-pat/boletin-U09-inicial-resuelto.docx
+++ b/docx/09-nat-pat/boletin-U09-inicial-resuelto.docx
@@ -28,23 +28,23 @@
         </w:p>
       </w:sdtContent>
     </w:sdt>
-    <w:bookmarkStart w:id="9" w:name="boletín-ud9-inicial-resuelto"/>
+    <w:bookmarkStart w:id="9" w:name="boletín-de-nat-y-pat-inicial-resuelto"/>
     <w:p>
       <w:pPr>
         <w:pStyle w:val="Heading1"/>
       </w:pPr>
       <w:r>
-        <w:t xml:space="preserve">Boletín UD9 — Inicial (Resuelto)</w:t>
+        <w:t xml:space="preserve">Boletín de NAT y PAT — Inicial (Resuelto)</w:t>
       </w:r>
     </w:p>
     <w:bookmarkEnd w:id="9"/>
-    <w:bookmarkStart w:id="18" w:name="boletín-ud9-inicial-resuelto-1"/>
+    <w:bookmarkStart w:id="18" w:name="boletín-de-nat-y-pat-inicial-resuelto-1"/>
     <w:p>
       <w:pPr>
         <w:pStyle w:val="Heading1"/>
       </w:pPr>
       <w:r>
-        <w:t xml:space="preserve">✅ Boletín UD9 — Inicial (Resuelto)</w:t>
+        <w:t xml:space="preserve">✅ Boletín de NAT y PAT — Inicial (Resuelto)</w:t>
       </w:r>
     </w:p>
     <w:p>
